--- a/React doc/error_boundaries.docx
+++ b/React doc/error_boundaries.docx
@@ -360,6 +360,7 @@
         <w:rPr>
           <w:b/>
           <w:bCs/>
+          <w:highlight w:val="yellow"/>
         </w:rPr>
       </w:pPr>
       <w:r>
@@ -367,6 +368,7 @@
           <w:rFonts w:ascii="Segoe UI Emoji" w:hAnsi="Segoe UI Emoji" w:cs="Segoe UI Emoji"/>
           <w:b/>
           <w:bCs/>
+          <w:highlight w:val="yellow"/>
         </w:rPr>
         <w:t>✅</w:t>
       </w:r>
@@ -374,26 +376,37 @@
         <w:rPr>
           <w:b/>
           <w:bCs/>
+          <w:highlight w:val="yellow"/>
         </w:rPr>
         <w:t xml:space="preserve"> Option 1: Use a Library (Recommended)</w:t>
       </w:r>
     </w:p>
     <w:p>
       <w:r>
+        <w:rPr>
+          <w:highlight w:val="yellow"/>
+        </w:rPr>
         <w:t xml:space="preserve">The most popular one is </w:t>
       </w:r>
       <w:hyperlink r:id="rId5" w:tgtFrame="_new" w:history="1">
         <w:r>
           <w:rPr>
             <w:rStyle w:val="Hyperlink"/>
+            <w:highlight w:val="yellow"/>
           </w:rPr>
           <w:t>react-error-boundary</w:t>
         </w:r>
       </w:hyperlink>
       <w:r>
+        <w:rPr>
+          <w:highlight w:val="yellow"/>
+        </w:rPr>
         <w:t xml:space="preserve"> by Kent C. Dodds.</w:t>
       </w:r>
       <w:r>
+        <w:rPr>
+          <w:highlight w:val="yellow"/>
+        </w:rPr>
         <w:br/>
         <w:t xml:space="preserve">It gives a </w:t>
       </w:r>
@@ -401,10 +414,14 @@
         <w:rPr>
           <w:b/>
           <w:bCs/>
+          <w:highlight w:val="yellow"/>
         </w:rPr>
         <w:t>functional way</w:t>
       </w:r>
       <w:r>
+        <w:rPr>
+          <w:highlight w:val="yellow"/>
+        </w:rPr>
         <w:t xml:space="preserve"> to use error boundaries.</w:t>
       </w:r>
     </w:p>
